--- a/evidence/2026-10-25/docs/02_PCCA_High_Risk_Protocol_v12.docx
+++ b/evidence/2026-10-25/docs/02_PCCA_High_Risk_Protocol_v12.docx
@@ -4,11 +4,17 @@
   <w:body>
     <w:p>
       <w:pPr>
+        <w:rPr>
+          <w:color w:val="A8470A"/>
+        </w:rPr>
         <w:pStyle w:val="Heading1"/>
         <w:keepNext/>
         <w:widowControl/>
       </w:pPr>
       <w:r>
+        <w:rPr>
+          <w:color w:val="A8470A"/>
+        </w:rPr>
         <w:t xml:space="preserve">UTHealth Houston and Memorial Hermann High Risk Liver Transplant Protocol for Perihilar Cholangiocarcinoma V12</w:t>
       </w:r>
     </w:p>
@@ -32,11 +38,17 @@
     </w:p>
     <w:p>
       <w:pPr>
+        <w:rPr>
+          <w:color w:val="A8470A"/>
+        </w:rPr>
         <w:pStyle w:val="Heading2"/>
         <w:keepNext/>
         <w:widowControl/>
       </w:pPr>
       <w:r>
+        <w:rPr>
+          <w:color w:val="A8470A"/>
+        </w:rPr>
         <w:t xml:space="preserve">Policy and allocation status</w:t>
       </w:r>
     </w:p>
@@ -133,21 +145,33 @@
     </w:p>
     <w:p>
       <w:pPr>
+        <w:rPr>
+          <w:color w:val="A8470A"/>
+        </w:rPr>
         <w:pStyle w:val="Heading2"/>
         <w:keepNext/>
         <w:widowControl/>
       </w:pPr>
       <w:r>
+        <w:rPr>
+          <w:color w:val="A8470A"/>
+        </w:rPr>
         <w:t xml:space="preserve">1 Purpose and patient selection</w:t>
       </w:r>
     </w:p>
     <w:p>
       <w:pPr>
+        <w:rPr>
+          <w:color w:val="A8470A"/>
+        </w:rPr>
         <w:pStyle w:val="Heading3"/>
         <w:keepNext/>
         <w:widowControl/>
       </w:pPr>
       <w:r>
+        <w:rPr>
+          <w:color w:val="A8470A"/>
+        </w:rPr>
         <w:t xml:space="preserve">1.1 Identify the standard pathway before considering expansion</w:t>
       </w:r>
     </w:p>
@@ -320,11 +344,17 @@
     </w:p>
     <w:p>
       <w:pPr>
+        <w:rPr>
+          <w:color w:val="A8470A"/>
+        </w:rPr>
         <w:pStyle w:val="Heading3"/>
         <w:keepNext/>
         <w:widowControl/>
       </w:pPr>
       <w:r>
+        <w:rPr>
+          <w:color w:val="A8470A"/>
+        </w:rPr>
         <w:t xml:space="preserve">1.2 Define each high risk feature separately</w:t>
       </w:r>
     </w:p>
@@ -461,23 +491,35 @@
     </w:p>
     <w:p>
       <w:pPr>
+        <w:rPr>
+          <w:color w:val="A8470A"/>
+        </w:rPr>
         <w:pStyle w:val="Heading3"/>
         <w:keepNext/>
         <w:widowControl/>
       </w:pPr>
       <w:bookmarkStart w:id="1" w:name="pCCA_B1"/>
       <w:r>
+        <w:rPr>
+          <w:color w:val="A8470A"/>
+        </w:rPr>
         <w:t xml:space="preserve">pCCA-B1 — Size, prior biopsy and prior nodes: one exclusion or separate research strata?</w:t>
       </w:r>
       <w:bookmarkEnd w:id="1"/>
     </w:p>
     <w:p>
       <w:pPr>
+        <w:rPr>
+          <w:color w:val="A8470A"/>
+        </w:rPr>
         <w:pStyle w:val="Heading3"/>
         <w:keepNext/>
         <w:widowControl/>
       </w:pPr>
       <w:r>
+        <w:rPr>
+          <w:color w:val="A8470A"/>
+        </w:rPr>
         <w:t xml:space="preserve">Question and comparison</w:t>
       </w:r>
     </w:p>
@@ -493,11 +535,17 @@
     </w:p>
     <w:p>
       <w:pPr>
+        <w:rPr>
+          <w:color w:val="A8470A"/>
+        </w:rPr>
         <w:pStyle w:val="Heading3"/>
         <w:keepNext/>
         <w:widowControl/>
       </w:pPr>
       <w:r>
+        <w:rPr>
+          <w:color w:val="A8470A"/>
+        </w:rPr>
         <w:t xml:space="preserve">Evidence before choosing a rule</w:t>
       </w:r>
     </w:p>
@@ -1873,11 +1921,17 @@
     </w:tbl>
     <w:p>
       <w:pPr>
+        <w:rPr>
+          <w:color w:val="A8470A"/>
+        </w:rPr>
         <w:pStyle w:val="Heading3"/>
         <w:keepNext/>
         <w:widowControl/>
       </w:pPr>
       <w:r>
+        <w:rPr>
+          <w:color w:val="A8470A"/>
+        </w:rPr>
         <w:t xml:space="preserve">Synthesis and evidence that challenges the proposal</w:t>
       </w:r>
     </w:p>
@@ -2179,11 +2233,17 @@
     </w:p>
     <w:p>
       <w:pPr>
+        <w:rPr>
+          <w:color w:val="A8470A"/>
+        </w:rPr>
         <w:pStyle w:val="Heading3"/>
         <w:keepNext/>
         <w:widowControl/>
       </w:pPr>
       <w:r>
+        <w:rPr>
+          <w:color w:val="A8470A"/>
+        </w:rPr>
         <w:t xml:space="preserve">Where each proposed threshold comes from</w:t>
       </w:r>
     </w:p>
@@ -2203,11 +2263,17 @@
     </w:p>
     <w:p>
       <w:pPr>
+        <w:rPr>
+          <w:color w:val="A8470A"/>
+        </w:rPr>
         <w:pStyle w:val="Heading3"/>
         <w:keepNext/>
         <w:widowControl/>
       </w:pPr>
       <w:r>
+        <w:rPr>
+          <w:color w:val="A8470A"/>
+        </w:rPr>
         <w:t xml:space="preserve">Source wording — read in context</w:t>
       </w:r>
     </w:p>
@@ -2561,11 +2627,17 @@
     </w:p>
     <w:p>
       <w:pPr>
+        <w:rPr>
+          <w:color w:val="A8470A"/>
+        </w:rPr>
         <w:pStyle w:val="Heading3"/>
         <w:keepNext/>
         <w:widowControl/>
       </w:pPr>
       <w:r>
+        <w:rPr>
+          <w:color w:val="A8470A"/>
+        </w:rPr>
         <w:t xml:space="preserve">OPEN recommendation after the evidence review</w:t>
       </w:r>
     </w:p>
@@ -3085,11 +3157,17 @@
     </w:p>
     <w:p>
       <w:pPr>
+        <w:rPr>
+          <w:color w:val="A8470A"/>
+        </w:rPr>
         <w:pStyle w:val="Heading3"/>
         <w:keepNext/>
         <w:widowControl/>
       </w:pPr>
       <w:r>
+        <w:rPr>
+          <w:color w:val="A8470A"/>
+        </w:rPr>
         <w:t xml:space="preserve">Information required before the decision</w:t>
       </w:r>
     </w:p>
@@ -3177,23 +3255,35 @@
     </w:p>
     <w:p>
       <w:pPr>
+        <w:rPr>
+          <w:color w:val="A8470A"/>
+        </w:rPr>
         <w:pStyle w:val="Heading3"/>
         <w:keepNext/>
         <w:widowControl/>
       </w:pPr>
       <w:bookmarkStart w:id="2" w:name="pCCA_B2"/>
       <w:r>
+        <w:rPr>
+          <w:color w:val="A8470A"/>
+        </w:rPr>
         <w:t xml:space="preserve">pCCA-B2 — When is resection a genuine competing curative option?</w:t>
       </w:r>
       <w:bookmarkEnd w:id="2"/>
     </w:p>
     <w:p>
       <w:pPr>
+        <w:rPr>
+          <w:color w:val="A8470A"/>
+        </w:rPr>
         <w:pStyle w:val="Heading3"/>
         <w:keepNext/>
         <w:widowControl/>
       </w:pPr>
       <w:r>
+        <w:rPr>
+          <w:color w:val="A8470A"/>
+        </w:rPr>
         <w:t xml:space="preserve">Question and comparison</w:t>
       </w:r>
     </w:p>
@@ -3209,11 +3299,17 @@
     </w:p>
     <w:p>
       <w:pPr>
+        <w:rPr>
+          <w:color w:val="A8470A"/>
+        </w:rPr>
         <w:pStyle w:val="Heading3"/>
         <w:keepNext/>
         <w:widowControl/>
       </w:pPr>
       <w:r>
+        <w:rPr>
+          <w:color w:val="A8470A"/>
+        </w:rPr>
         <w:t xml:space="preserve">Evidence before choosing a rule</w:t>
       </w:r>
     </w:p>
@@ -4265,11 +4361,17 @@
     </w:tbl>
     <w:p>
       <w:pPr>
+        <w:rPr>
+          <w:color w:val="A8470A"/>
+        </w:rPr>
         <w:pStyle w:val="Heading3"/>
         <w:keepNext/>
         <w:widowControl/>
       </w:pPr>
       <w:r>
+        <w:rPr>
+          <w:color w:val="A8470A"/>
+        </w:rPr>
         <w:t xml:space="preserve">Synthesis and evidence that challenges the proposal</w:t>
       </w:r>
     </w:p>
@@ -4507,11 +4609,17 @@
     </w:p>
     <w:p>
       <w:pPr>
+        <w:rPr>
+          <w:color w:val="A8470A"/>
+        </w:rPr>
         <w:pStyle w:val="Heading3"/>
         <w:keepNext/>
         <w:widowControl/>
       </w:pPr>
       <w:r>
+        <w:rPr>
+          <w:color w:val="A8470A"/>
+        </w:rPr>
         <w:t xml:space="preserve">Where each proposed threshold comes from</w:t>
       </w:r>
     </w:p>
@@ -4531,11 +4639,17 @@
     </w:p>
     <w:p>
       <w:pPr>
+        <w:rPr>
+          <w:color w:val="A8470A"/>
+        </w:rPr>
         <w:pStyle w:val="Heading3"/>
         <w:keepNext/>
         <w:widowControl/>
       </w:pPr>
       <w:r>
+        <w:rPr>
+          <w:color w:val="A8470A"/>
+        </w:rPr>
         <w:t xml:space="preserve">Source wording — read in context</w:t>
       </w:r>
     </w:p>
@@ -4889,11 +5003,17 @@
     </w:p>
     <w:p>
       <w:pPr>
+        <w:rPr>
+          <w:color w:val="A8470A"/>
+        </w:rPr>
         <w:pStyle w:val="Heading3"/>
         <w:keepNext/>
         <w:widowControl/>
       </w:pPr>
       <w:r>
+        <w:rPr>
+          <w:color w:val="A8470A"/>
+        </w:rPr>
         <w:t xml:space="preserve">OPEN recommendation after the evidence review</w:t>
       </w:r>
     </w:p>
@@ -5262,11 +5382,17 @@
     </w:p>
     <w:p>
       <w:pPr>
+        <w:rPr>
+          <w:color w:val="A8470A"/>
+        </w:rPr>
         <w:pStyle w:val="Heading3"/>
         <w:keepNext/>
         <w:widowControl/>
       </w:pPr>
       <w:r>
+        <w:rPr>
+          <w:color w:val="A8470A"/>
+        </w:rPr>
         <w:t xml:space="preserve">Information required before the decision</w:t>
       </w:r>
     </w:p>
@@ -5354,11 +5480,17 @@
     </w:p>
     <w:p>
       <w:pPr>
+        <w:rPr>
+          <w:color w:val="A8470A"/>
+        </w:rPr>
         <w:pStyle w:val="Heading2"/>
         <w:keepNext/>
         <w:widowControl/>
       </w:pPr>
       <w:r>
+        <w:rPr>
+          <w:color w:val="A8470A"/>
+        </w:rPr>
         <w:t xml:space="preserve">2 Pretreatment workup and biopsy protection</w:t>
       </w:r>
     </w:p>
@@ -5630,21 +5762,33 @@
     </w:p>
     <w:p>
       <w:pPr>
+        <w:rPr>
+          <w:color w:val="A8470A"/>
+        </w:rPr>
         <w:pStyle w:val="Heading2"/>
         <w:keepNext/>
         <w:widowControl/>
       </w:pPr>
       <w:r>
+        <w:rPr>
+          <w:color w:val="A8470A"/>
+        </w:rPr>
         <w:t xml:space="preserve">3 Neoadjuvant therapy and biliary care</w:t>
       </w:r>
     </w:p>
     <w:p>
       <w:pPr>
+        <w:rPr>
+          <w:color w:val="A8470A"/>
+        </w:rPr>
         <w:pStyle w:val="Heading3"/>
         <w:keepNext/>
         <w:widowControl/>
       </w:pPr>
       <w:r>
+        <w:rPr>
+          <w:color w:val="A8470A"/>
+        </w:rPr>
         <w:t xml:space="preserve">3.1 Use one defined treatment program</w:t>
       </w:r>
     </w:p>
@@ -5854,23 +5998,35 @@
     </w:p>
     <w:p>
       <w:pPr>
+        <w:rPr>
+          <w:color w:val="A8470A"/>
+        </w:rPr>
         <w:pStyle w:val="Heading3"/>
         <w:keepNext/>
         <w:widowControl/>
       </w:pPr>
       <w:bookmarkStart w:id="3" w:name="pCCA_B3"/>
       <w:r>
+        <w:rPr>
+          <w:color w:val="A8470A"/>
+        </w:rPr>
         <w:t xml:space="preserve">pCCA-B3 — May a non-Mayo neoadjuvant regimen replace the conventional program?</w:t>
       </w:r>
       <w:bookmarkEnd w:id="3"/>
     </w:p>
     <w:p>
       <w:pPr>
+        <w:rPr>
+          <w:color w:val="A8470A"/>
+        </w:rPr>
         <w:pStyle w:val="Heading3"/>
         <w:keepNext/>
         <w:widowControl/>
       </w:pPr>
       <w:r>
+        <w:rPr>
+          <w:color w:val="A8470A"/>
+        </w:rPr>
         <w:t xml:space="preserve">Question and comparison</w:t>
       </w:r>
     </w:p>
@@ -5886,11 +6042,17 @@
     </w:p>
     <w:p>
       <w:pPr>
+        <w:rPr>
+          <w:color w:val="A8470A"/>
+        </w:rPr>
         <w:pStyle w:val="Heading3"/>
         <w:keepNext/>
         <w:widowControl/>
       </w:pPr>
       <w:r>
+        <w:rPr>
+          <w:color w:val="A8470A"/>
+        </w:rPr>
         <w:t xml:space="preserve">Evidence before choosing a rule</w:t>
       </w:r>
     </w:p>
@@ -7428,11 +7590,17 @@
     </w:tbl>
     <w:p>
       <w:pPr>
+        <w:rPr>
+          <w:color w:val="A8470A"/>
+        </w:rPr>
         <w:pStyle w:val="Heading3"/>
         <w:keepNext/>
         <w:widowControl/>
       </w:pPr>
       <w:r>
+        <w:rPr>
+          <w:color w:val="A8470A"/>
+        </w:rPr>
         <w:t xml:space="preserve">Synthesis and evidence that challenges the proposal</w:t>
       </w:r>
     </w:p>
@@ -7766,11 +7934,17 @@
     </w:p>
     <w:p>
       <w:pPr>
+        <w:rPr>
+          <w:color w:val="A8470A"/>
+        </w:rPr>
         <w:pStyle w:val="Heading3"/>
         <w:keepNext/>
         <w:widowControl/>
       </w:pPr>
       <w:r>
+        <w:rPr>
+          <w:color w:val="A8470A"/>
+        </w:rPr>
         <w:t xml:space="preserve">Where each proposed threshold comes from</w:t>
       </w:r>
     </w:p>
@@ -7790,11 +7964,17 @@
     </w:p>
     <w:p>
       <w:pPr>
+        <w:rPr>
+          <w:color w:val="A8470A"/>
+        </w:rPr>
         <w:pStyle w:val="Heading3"/>
         <w:keepNext/>
         <w:widowControl/>
       </w:pPr>
       <w:r>
+        <w:rPr>
+          <w:color w:val="A8470A"/>
+        </w:rPr>
         <w:t xml:space="preserve">Source wording — read in context</w:t>
       </w:r>
     </w:p>
@@ -8148,11 +8328,17 @@
     </w:p>
     <w:p>
       <w:pPr>
+        <w:rPr>
+          <w:color w:val="A8470A"/>
+        </w:rPr>
         <w:pStyle w:val="Heading3"/>
         <w:keepNext/>
         <w:widowControl/>
       </w:pPr>
       <w:r>
+        <w:rPr>
+          <w:color w:val="A8470A"/>
+        </w:rPr>
         <w:t xml:space="preserve">OPEN recommendation after the evidence review</w:t>
       </w:r>
     </w:p>
@@ -8640,11 +8826,17 @@
     </w:p>
     <w:p>
       <w:pPr>
+        <w:rPr>
+          <w:color w:val="A8470A"/>
+        </w:rPr>
         <w:pStyle w:val="Heading3"/>
         <w:keepNext/>
         <w:widowControl/>
       </w:pPr>
       <w:r>
+        <w:rPr>
+          <w:color w:val="A8470A"/>
+        </w:rPr>
         <w:t xml:space="preserve">Information required before the decision</w:t>
       </w:r>
     </w:p>
@@ -8732,11 +8924,17 @@
     </w:p>
     <w:p>
       <w:pPr>
+        <w:rPr>
+          <w:color w:val="A8470A"/>
+        </w:rPr>
         <w:pStyle w:val="Heading3"/>
         <w:keepNext/>
         <w:widowControl/>
       </w:pPr>
       <w:r>
+        <w:rPr>
+          <w:color w:val="A8470A"/>
+        </w:rPr>
         <w:t xml:space="preserve">3.2 ICI and other investigational components</w:t>
       </w:r>
     </w:p>
@@ -8922,11 +9120,17 @@
     </w:p>
     <w:p>
       <w:pPr>
+        <w:rPr>
+          <w:color w:val="A8470A"/>
+        </w:rPr>
         <w:pStyle w:val="Heading2"/>
         <w:keepNext/>
         <w:widowControl/>
       </w:pPr>
       <w:r>
+        <w:rPr>
+          <w:color w:val="A8470A"/>
+        </w:rPr>
         <w:t xml:space="preserve">4 Response assessment and restaging</w:t>
       </w:r>
     </w:p>
@@ -9048,11 +9252,17 @@
     </w:p>
     <w:p>
       <w:pPr>
+        <w:rPr>
+          <w:color w:val="A8470A"/>
+        </w:rPr>
         <w:pStyle w:val="Heading2"/>
         <w:keepNext/>
         <w:widowControl/>
       </w:pPr>
       <w:r>
+        <w:rPr>
+          <w:color w:val="A8470A"/>
+        </w:rPr>
         <w:t xml:space="preserve">5 Operative staging and transplant clearance</w:t>
       </w:r>
     </w:p>
@@ -9456,12 +9666,18 @@
     </w:p>
     <w:p>
       <w:pPr>
+        <w:rPr>
+          <w:color w:val="A8470A"/>
+        </w:rPr>
         <w:pStyle w:val="Heading3"/>
         <w:keepNext/>
         <w:widowControl/>
       </w:pPr>
       <w:bookmarkStart w:id="4" w:name="ALLOC_B1"/>
       <w:r>
+        <w:rPr>
+          <w:color w:val="A8470A"/>
+        </w:rPr>
         <w:t xml:space="preserve">ALLOC-B1 — What are we approving?</w:t>
       </w:r>
       <w:bookmarkEnd w:id="4"/>
@@ -9626,11 +9842,17 @@
     </w:p>
     <w:p>
       <w:pPr>
+        <w:rPr>
+          <w:color w:val="A8470A"/>
+        </w:rPr>
         <w:pStyle w:val="Heading3"/>
         <w:keepNext/>
         <w:widowControl/>
       </w:pPr>
       <w:r>
+        <w:rPr>
+          <w:color w:val="A8470A"/>
+        </w:rPr>
         <w:t xml:space="preserve">OPEN recommendation after the evidence review</w:t>
       </w:r>
     </w:p>
@@ -9863,11 +10085,17 @@
     </w:p>
     <w:p>
       <w:pPr>
+        <w:rPr>
+          <w:color w:val="A8470A"/>
+        </w:rPr>
         <w:pStyle w:val="Heading3"/>
         <w:keepNext/>
         <w:widowControl/>
       </w:pPr>
       <w:r>
+        <w:rPr>
+          <w:color w:val="A8470A"/>
+        </w:rPr>
         <w:t xml:space="preserve">Information required before the decision</w:t>
       </w:r>
     </w:p>
@@ -9955,12 +10183,18 @@
     </w:p>
     <w:p>
       <w:pPr>
+        <w:rPr>
+          <w:color w:val="A8470A"/>
+        </w:rPr>
         <w:pStyle w:val="Heading3"/>
         <w:keepNext/>
         <w:widowControl/>
       </w:pPr>
       <w:bookmarkStart w:id="5" w:name="ALLOC_B2"/>
       <w:r>
+        <w:rPr>
+          <w:color w:val="A8470A"/>
+        </w:rPr>
         <w:t xml:space="preserve">ALLOC-B2 — What is the relevant organ opportunity cost?</w:t>
       </w:r>
       <w:bookmarkEnd w:id="5"/>
@@ -10221,11 +10455,17 @@
     </w:p>
     <w:p>
       <w:pPr>
+        <w:rPr>
+          <w:color w:val="A8470A"/>
+        </w:rPr>
         <w:pStyle w:val="Heading3"/>
         <w:keepNext/>
         <w:widowControl/>
       </w:pPr>
       <w:r>
+        <w:rPr>
+          <w:color w:val="A8470A"/>
+        </w:rPr>
         <w:t xml:space="preserve">OPEN recommendation after the evidence review</w:t>
       </w:r>
     </w:p>
@@ -10554,11 +10794,17 @@
     </w:p>
     <w:p>
       <w:pPr>
+        <w:rPr>
+          <w:color w:val="A8470A"/>
+        </w:rPr>
         <w:pStyle w:val="Heading3"/>
         <w:keepNext/>
         <w:widowControl/>
       </w:pPr>
       <w:r>
+        <w:rPr>
+          <w:color w:val="A8470A"/>
+        </w:rPr>
         <w:t xml:space="preserve">Information required before the decision</w:t>
       </w:r>
     </w:p>
@@ -10646,12 +10892,18 @@
     </w:p>
     <w:p>
       <w:pPr>
+        <w:rPr>
+          <w:color w:val="A8470A"/>
+        </w:rPr>
         <w:pStyle w:val="Heading3"/>
         <w:keepNext/>
         <w:widowControl/>
       </w:pPr>
       <w:bookmarkStart w:id="6" w:name="ALLOC_B3"/>
       <w:r>
+        <w:rPr>
+          <w:color w:val="A8470A"/>
+        </w:rPr>
         <w:t xml:space="preserve">ALLOC-B3 — What must donor consent and follow-up include?</w:t>
       </w:r>
       <w:bookmarkEnd w:id="6"/>
@@ -10858,11 +11110,17 @@
     </w:p>
     <w:p>
       <w:pPr>
+        <w:rPr>
+          <w:color w:val="A8470A"/>
+        </w:rPr>
         <w:pStyle w:val="Heading3"/>
         <w:keepNext/>
         <w:widowControl/>
       </w:pPr>
       <w:r>
+        <w:rPr>
+          <w:color w:val="A8470A"/>
+        </w:rPr>
         <w:t xml:space="preserve">OPEN recommendation after the evidence review</w:t>
       </w:r>
     </w:p>
@@ -11127,11 +11385,17 @@
     </w:p>
     <w:p>
       <w:pPr>
+        <w:rPr>
+          <w:color w:val="A8470A"/>
+        </w:rPr>
         <w:pStyle w:val="Heading3"/>
         <w:keepNext/>
         <w:widowControl/>
       </w:pPr>
       <w:r>
+        <w:rPr>
+          <w:color w:val="A8470A"/>
+        </w:rPr>
         <w:t xml:space="preserve">Information required before the decision</w:t>
       </w:r>
     </w:p>
@@ -11219,11 +11483,17 @@
     </w:p>
     <w:p>
       <w:pPr>
+        <w:rPr>
+          <w:color w:val="A8470A"/>
+        </w:rPr>
         <w:pStyle w:val="Heading2"/>
         <w:keepNext/>
         <w:widowControl/>
       </w:pPr>
       <w:r>
+        <w:rPr>
+          <w:color w:val="A8470A"/>
+        </w:rPr>
         <w:t xml:space="preserve">6 Post transplant management</w:t>
       </w:r>
     </w:p>
@@ -11377,11 +11647,17 @@
     </w:p>
     <w:p>
       <w:pPr>
+        <w:rPr>
+          <w:color w:val="A8470A"/>
+        </w:rPr>
         <w:pStyle w:val="Heading2"/>
         <w:keepNext/>
         <w:widowControl/>
       </w:pPr>
       <w:r>
+        <w:rPr>
+          <w:color w:val="A8470A"/>
+        </w:rPr>
         <w:t xml:space="preserve">7 Outcomes and safety oversight</w:t>
       </w:r>
     </w:p>
@@ -11452,12 +11728,18 @@
     </w:p>
     <w:p>
       <w:pPr>
+        <w:rPr>
+          <w:color w:val="A8470A"/>
+        </w:rPr>
         <w:pStyle w:val="Heading3"/>
         <w:keepNext/>
         <w:widowControl/>
       </w:pPr>
       <w:bookmarkStart w:id="7" w:name="ALLOC_B4"/>
       <w:r>
+        <w:rPr>
+          <w:color w:val="A8470A"/>
+        </w:rPr>
         <w:t xml:space="preserve">ALLOC-B4 — What data are required before expansion?</w:t>
       </w:r>
       <w:bookmarkEnd w:id="7"/>
@@ -11696,11 +11978,17 @@
     </w:p>
     <w:p>
       <w:pPr>
+        <w:rPr>
+          <w:color w:val="A8470A"/>
+        </w:rPr>
         <w:pStyle w:val="Heading3"/>
         <w:keepNext/>
         <w:widowControl/>
       </w:pPr>
       <w:r>
+        <w:rPr>
+          <w:color w:val="A8470A"/>
+        </w:rPr>
         <w:t xml:space="preserve">OPEN recommendation after the evidence review</w:t>
       </w:r>
     </w:p>
@@ -12066,11 +12354,17 @@
     </w:p>
     <w:p>
       <w:pPr>
+        <w:rPr>
+          <w:color w:val="A8470A"/>
+        </w:rPr>
         <w:pStyle w:val="Heading3"/>
         <w:keepNext/>
         <w:widowControl/>
       </w:pPr>
       <w:r>
+        <w:rPr>
+          <w:color w:val="A8470A"/>
+        </w:rPr>
         <w:t xml:space="preserve">Information required before the decision</w:t>
       </w:r>
     </w:p>
@@ -12158,11 +12452,17 @@
     </w:p>
     <w:p>
       <w:pPr>
+        <w:rPr>
+          <w:color w:val="A8470A"/>
+        </w:rPr>
         <w:pStyle w:val="Heading2"/>
         <w:keepNext/>
         <w:widowControl/>
       </w:pPr>
       <w:r>
+        <w:rPr>
+          <w:color w:val="A8470A"/>
+        </w:rPr>
         <w:t xml:space="preserve">8 Decisions required before expansion</w:t>
       </w:r>
     </w:p>
@@ -12222,12 +12522,18 @@
     </w:p>
     <w:p>
       <w:pPr>
+        <w:rPr>
+          <w:color w:val="A8470A"/>
+        </w:rPr>
         <w:pStyle w:val="Heading1"/>
         <w:keepNext/>
         <w:widowControl/>
         <w:keepLines/>
       </w:pPr>
       <w:r>
+        <w:rPr>
+          <w:color w:val="A8470A"/>
+        </w:rPr>
         <w:t xml:space="preserve">Revision note</w:t>
       </w:r>
     </w:p>
@@ -12332,11 +12638,17 @@
     </w:p>
     <w:p>
       <w:pPr>
+        <w:rPr>
+          <w:color w:val="A8470A"/>
+        </w:rPr>
         <w:pStyle w:val="Heading1"/>
         <w:widowControl/>
         <w:keepNext/>
       </w:pPr>
       <w:r>
+        <w:rPr>
+          <w:color w:val="A8470A"/>
+        </w:rPr>
         <w:t xml:space="preserve">V12 evidence-integrated treatment and reassessment</w:t>
       </w:r>
     </w:p>
@@ -12352,11 +12664,17 @@
     </w:p>
     <w:p>
       <w:pPr>
+        <w:rPr>
+          <w:color w:val="A8470A"/>
+        </w:rPr>
         <w:pStyle w:val="Heading2"/>
         <w:widowControl/>
         <w:keepNext/>
       </w:pPr>
       <w:r>
+        <w:rPr>
+          <w:color w:val="A8470A"/>
+        </w:rPr>
         <w:t xml:space="preserve">ASCO BTC living guideline 2026.1.0</w:t>
       </w:r>
     </w:p>
@@ -12425,11 +12743,17 @@
     </w:p>
     <w:p>
       <w:pPr>
+        <w:rPr>
+          <w:color w:val="A8470A"/>
+        </w:rPr>
         <w:pStyle w:val="Heading2"/>
         <w:widowControl/>
         <w:keepNext/>
       </w:pPr>
       <w:r>
+        <w:rPr>
+          <w:color w:val="A8470A"/>
+        </w:rPr>
         <w:t xml:space="preserve">NALIRICC: negative BTC randomized trial</w:t>
       </w:r>
     </w:p>
@@ -12517,11 +12841,17 @@
     </w:p>
     <w:p>
       <w:pPr>
+        <w:rPr>
+          <w:color w:val="A8470A"/>
+        </w:rPr>
         <w:pStyle w:val="Heading1"/>
         <w:widowControl/>
         <w:keepNext/>
       </w:pPr>
       <w:r>
+        <w:rPr>
+          <w:color w:val="A8470A"/>
+        </w:rPr>
         <w:t xml:space="preserve">References</w:t>
       </w:r>
     </w:p>
@@ -13881,11 +14211,17 @@
     </w:p>
     <w:p>
       <w:pPr>
+        <w:rPr>
+          <w:color w:val="A8470A"/>
+        </w:rPr>
         <w:pStyle w:val="Heading1"/>
         <w:widowControl/>
         <w:keepNext/>
       </w:pPr>
       <w:r>
+        <w:rPr>
+          <w:color w:val="A8470A"/>
+        </w:rPr>
         <w:t xml:space="preserve">V12 revision note</w:t>
       </w:r>
     </w:p>
@@ -14560,7 +14896,7 @@
         <w:bottom w:val="single" w:sz="24" w:space="0" w:color="E84C22" w:themeColor="accent1"/>
         <w:right w:val="single" w:sz="24" w:space="0" w:color="E84C22" w:themeColor="accent1"/>
       </w:pBdr>
-      <w:shd w:val="clear" w:color="auto" w:fill="E84C22" w:themeFill="accent1"/>
+      <w:shd w:val="clear" w:fill="FFFFFF"/>
       <w:spacing w:after="0"/>
       <w:outlineLvl w:val="0"/>
     </w:pPr>
@@ -14568,7 +14904,7 @@
       <w:b/>
       <w:bCs/>
       <w:caps/>
-      <w:color w:val="FFFFFF" w:themeColor="background1"/>
+      <w:color w:val="A8470A"/>
       <w:spacing w:val="15"/>
       <w:sz w:val="22"/>
       <w:szCs w:val="22"/>
@@ -14590,7 +14926,7 @@
         <w:bottom w:val="single" w:sz="24" w:space="0" w:color="FADAD2" w:themeColor="accent1" w:themeTint="33"/>
         <w:right w:val="single" w:sz="24" w:space="0" w:color="FADAD2" w:themeColor="accent1" w:themeTint="33"/>
       </w:pBdr>
-      <w:shd w:val="clear" w:color="auto" w:fill="FADAD2" w:themeFill="accent1" w:themeFillTint="33"/>
+      <w:shd w:val="clear" w:fill="FFFFFF"/>
       <w:spacing w:after="0"/>
       <w:outlineLvl w:val="1"/>
     </w:pPr>
@@ -14599,6 +14935,7 @@
       <w:spacing w:val="15"/>
       <w:sz w:val="22"/>
       <w:szCs w:val="22"/>
+      <w:color w:val="A8470A"/>
     </w:rPr>
   </w:style>
   <w:style w:type="paragraph" w:styleId="Heading3">
@@ -14620,7 +14957,7 @@
     </w:pPr>
     <w:rPr>
       <w:caps/>
-      <w:color w:val="77230C" w:themeColor="accent1" w:themeShade="7F"/>
+      <w:color w:val="A8470A"/>
       <w:spacing w:val="15"/>
       <w:sz w:val="22"/>
       <w:szCs w:val="22"/>
@@ -14646,7 +14983,7 @@
     </w:pPr>
     <w:rPr>
       <w:caps/>
-      <w:color w:val="B43412" w:themeColor="accent1" w:themeShade="BF"/>
+      <w:color w:val="A8470A"/>
       <w:spacing w:val="10"/>
       <w:sz w:val="22"/>
       <w:szCs w:val="22"/>
@@ -14671,7 +15008,7 @@
     </w:pPr>
     <w:rPr>
       <w:caps/>
-      <w:color w:val="B43412" w:themeColor="accent1" w:themeShade="BF"/>
+      <w:color w:val="A8470A"/>
       <w:spacing w:val="10"/>
       <w:sz w:val="22"/>
       <w:szCs w:val="22"/>
@@ -14696,7 +15033,7 @@
     </w:pPr>
     <w:rPr>
       <w:caps/>
-      <w:color w:val="B43412" w:themeColor="accent1" w:themeShade="BF"/>
+      <w:color w:val="A8470A"/>
       <w:spacing w:val="10"/>
       <w:sz w:val="22"/>
       <w:szCs w:val="22"/>
@@ -14718,7 +15055,7 @@
     </w:pPr>
     <w:rPr>
       <w:caps/>
-      <w:color w:val="B43412" w:themeColor="accent1" w:themeShade="BF"/>
+      <w:color w:val="A8470A"/>
       <w:spacing w:val="10"/>
       <w:sz w:val="22"/>
       <w:szCs w:val="22"/>
@@ -14743,6 +15080,7 @@
       <w:spacing w:val="10"/>
       <w:sz w:val="18"/>
       <w:szCs w:val="18"/>
+      <w:color w:val="A8470A"/>
     </w:rPr>
   </w:style>
   <w:style w:type="paragraph" w:styleId="Heading9">
@@ -14765,6 +15103,7 @@
       <w:spacing w:val="10"/>
       <w:sz w:val="18"/>
       <w:szCs w:val="18"/>
+      <w:color w:val="A8470A"/>
     </w:rPr>
   </w:style>
   <w:style w:type="character" w:default="1" w:styleId="DefaultParagraphFont">
@@ -14807,7 +15146,7 @@
     </w:pPr>
     <w:rPr>
       <w:caps/>
-      <w:color w:val="E84C22" w:themeColor="accent1"/>
+      <w:color w:val="A8470A"/>
       <w:spacing w:val="10"/>
       <w:kern w:val="28"/>
       <w:sz w:val="52"/>
@@ -14880,6 +15219,7 @@
     </w:rPr>
   </w:style>
   <w:style w:type="character" w:customStyle="1" w:styleId="Heading1Char">
+    <w:pPr/>
     <w:name w:val="Heading 1 Char"/>
     <w:basedOn w:val="DefaultParagraphFont"/>
     <w:link w:val="Heading1"/>
@@ -14889,12 +15229,13 @@
       <w:b/>
       <w:bCs/>
       <w:caps/>
-      <w:color w:val="FFFFFF" w:themeColor="background1"/>
+      <w:color w:val="A8470A"/>
       <w:spacing w:val="15"/>
       <w:shd w:val="clear" w:color="auto" w:fill="E84C22" w:themeFill="accent1"/>
     </w:rPr>
   </w:style>
   <w:style w:type="character" w:customStyle="1" w:styleId="Heading2Char">
+    <w:pPr/>
     <w:name w:val="Heading 2 Char"/>
     <w:basedOn w:val="DefaultParagraphFont"/>
     <w:link w:val="Heading2"/>
@@ -14904,9 +15245,11 @@
       <w:caps/>
       <w:spacing w:val="15"/>
       <w:shd w:val="clear" w:color="auto" w:fill="FADAD2" w:themeFill="accent1" w:themeFillTint="33"/>
+      <w:color w:val="A8470A"/>
     </w:rPr>
   </w:style>
   <w:style w:type="character" w:customStyle="1" w:styleId="Heading3Char">
+    <w:pPr/>
     <w:name w:val="Heading 3 Char"/>
     <w:basedOn w:val="DefaultParagraphFont"/>
     <w:link w:val="Heading3"/>
@@ -14914,11 +15257,12 @@
     <w:rsid w:val="008C56FB"/>
     <w:rPr>
       <w:caps/>
-      <w:color w:val="77230C" w:themeColor="accent1" w:themeShade="7F"/>
+      <w:color w:val="A8470A"/>
       <w:spacing w:val="15"/>
     </w:rPr>
   </w:style>
   <w:style w:type="character" w:customStyle="1" w:styleId="Heading4Char">
+    <w:pPr/>
     <w:name w:val="Heading 4 Char"/>
     <w:basedOn w:val="DefaultParagraphFont"/>
     <w:link w:val="Heading4"/>
@@ -14927,11 +15271,12 @@
     <w:rsid w:val="008C56FB"/>
     <w:rPr>
       <w:caps/>
-      <w:color w:val="B43412" w:themeColor="accent1" w:themeShade="BF"/>
+      <w:color w:val="A8470A"/>
       <w:spacing w:val="10"/>
     </w:rPr>
   </w:style>
   <w:style w:type="character" w:customStyle="1" w:styleId="Heading5Char">
+    <w:pPr/>
     <w:name w:val="Heading 5 Char"/>
     <w:basedOn w:val="DefaultParagraphFont"/>
     <w:link w:val="Heading5"/>
@@ -14940,11 +15285,12 @@
     <w:rsid w:val="008C56FB"/>
     <w:rPr>
       <w:caps/>
-      <w:color w:val="B43412" w:themeColor="accent1" w:themeShade="BF"/>
+      <w:color w:val="A8470A"/>
       <w:spacing w:val="10"/>
     </w:rPr>
   </w:style>
   <w:style w:type="character" w:customStyle="1" w:styleId="Heading6Char">
+    <w:pPr/>
     <w:name w:val="Heading 6 Char"/>
     <w:basedOn w:val="DefaultParagraphFont"/>
     <w:link w:val="Heading6"/>
@@ -14953,11 +15299,12 @@
     <w:rsid w:val="008C56FB"/>
     <w:rPr>
       <w:caps/>
-      <w:color w:val="B43412" w:themeColor="accent1" w:themeShade="BF"/>
+      <w:color w:val="A8470A"/>
       <w:spacing w:val="10"/>
     </w:rPr>
   </w:style>
   <w:style w:type="character" w:customStyle="1" w:styleId="Heading7Char">
+    <w:pPr/>
     <w:name w:val="Heading 7 Char"/>
     <w:basedOn w:val="DefaultParagraphFont"/>
     <w:link w:val="Heading7"/>
@@ -14966,11 +15313,12 @@
     <w:rsid w:val="008C56FB"/>
     <w:rPr>
       <w:caps/>
-      <w:color w:val="B43412" w:themeColor="accent1" w:themeShade="BF"/>
+      <w:color w:val="A8470A"/>
       <w:spacing w:val="10"/>
     </w:rPr>
   </w:style>
   <w:style w:type="character" w:customStyle="1" w:styleId="Heading8Char">
+    <w:pPr/>
     <w:name w:val="Heading 8 Char"/>
     <w:basedOn w:val="DefaultParagraphFont"/>
     <w:link w:val="Heading8"/>
@@ -14982,9 +15330,11 @@
       <w:spacing w:val="10"/>
       <w:sz w:val="18"/>
       <w:szCs w:val="18"/>
+      <w:color w:val="A8470A"/>
     </w:rPr>
   </w:style>
   <w:style w:type="character" w:customStyle="1" w:styleId="Heading9Char">
+    <w:pPr/>
     <w:name w:val="Heading 9 Char"/>
     <w:basedOn w:val="DefaultParagraphFont"/>
     <w:link w:val="Heading9"/>
@@ -14997,6 +15347,7 @@
       <w:spacing w:val="10"/>
       <w:sz w:val="18"/>
       <w:szCs w:val="18"/>
+      <w:color w:val="A8470A"/>
     </w:rPr>
   </w:style>
   <w:style w:type="paragraph" w:styleId="Caption">
@@ -15017,6 +15368,7 @@
     </w:rPr>
   </w:style>
   <w:style w:type="character" w:customStyle="1" w:styleId="TitleChar">
+    <w:pPr/>
     <w:name w:val="Title Char"/>
     <w:basedOn w:val="DefaultParagraphFont"/>
     <w:link w:val="Title"/>
@@ -15024,7 +15376,7 @@
     <w:rsid w:val="008C56FB"/>
     <w:rPr>
       <w:caps/>
-      <w:color w:val="E84C22" w:themeColor="accent1"/>
+      <w:color w:val="A8470A"/>
       <w:spacing w:val="10"/>
       <w:kern w:val="28"/>
       <w:sz w:val="52"/>
@@ -15044,13 +15396,14 @@
     </w:pPr>
     <w:rPr>
       <w:caps/>
-      <w:color w:val="595959" w:themeColor="text1" w:themeTint="A6"/>
+      <w:color w:val="A8470A"/>
       <w:spacing w:val="10"/>
       <w:sz w:val="24"/>
       <w:szCs w:val="24"/>
     </w:rPr>
   </w:style>
   <w:style w:type="character" w:customStyle="1" w:styleId="SubtitleChar">
+    <w:pPr/>
     <w:name w:val="Subtitle Char"/>
     <w:basedOn w:val="DefaultParagraphFont"/>
     <w:link w:val="Subtitle"/>
@@ -15058,7 +15411,7 @@
     <w:rsid w:val="008C56FB"/>
     <w:rPr>
       <w:caps/>
-      <w:color w:val="595959" w:themeColor="text1" w:themeTint="A6"/>
+      <w:color w:val="A8470A"/>
       <w:spacing w:val="10"/>
       <w:sz w:val="24"/>
       <w:szCs w:val="24"/>
@@ -15246,6 +15599,9 @@
     </w:pPr>
   </w:style>
   <w:style w:type="paragraph" w:styleId="Header">
+    <w:rPr>
+      <w:color w:val="A8470A"/>
+    </w:rPr>
     <w:name w:val="header"/>
     <w:basedOn w:val="Normal"/>
     <w:link w:val="HeaderChar"/>
@@ -15261,6 +15617,7 @@
     </w:pPr>
   </w:style>
   <w:style w:type="character" w:customStyle="1" w:styleId="HeaderChar">
+    <w:pPr/>
     <w:name w:val="Header Char"/>
     <w:basedOn w:val="DefaultParagraphFont"/>
     <w:link w:val="Header"/>
@@ -15269,6 +15626,7 @@
     <w:rPr>
       <w:sz w:val="20"/>
       <w:szCs w:val="20"/>
+      <w:color w:val="A8470A"/>
     </w:rPr>
   </w:style>
   <w:style w:type="paragraph" w:styleId="Footer">

--- a/evidence/2026-10-25/docs/02_PCCA_High_Risk_Protocol_v12.docx
+++ b/evidence/2026-10-25/docs/02_PCCA_High_Risk_Protocol_v12.docx
@@ -15,7 +15,7 @@
         <w:rPr>
           <w:color w:val="A8470A"/>
         </w:rPr>
-        <w:t xml:space="preserve">UTHealth Houston and Memorial Hermann High Risk Liver Transplant Protocol for Perihilar Cholangiocarcinoma V12</w:t>
+        <w:t xml:space="preserve">UTHealth Houston and Memorial Hermann High Risk Liver Transplant Protocol for Perihilar Cholangiocarcinoma</w:t>
       </w:r>
     </w:p>
     <w:p>
@@ -9123,6 +9123,209 @@
         <w:rPr>
           <w:color w:val="A8470A"/>
         </w:rPr>
+        <w:pStyle w:val="Heading3"/>
+        <w:widowControl/>
+        <w:keepNext/>
+      </w:pPr>
+      <w:r>
+        <w:rPr>
+          <w:color w:val="A8470A"/>
+        </w:rPr>
+        <w:t xml:space="preserve">Systemic treatment evidence and transplant boundaries</w:t>
+      </w:r>
+    </w:p>
+    <w:p>
+      <w:pPr>
+        <w:pStyle w:val="Normal"/>
+        <w:widowControl/>
+        <w:spacing w:after="120"/>
+      </w:pPr>
+      <w:r>
+        <w:t xml:space="preserve">These systemic studies inform advanced biliary cancer care, not the established pCCA transplant-neoadjuvant regimen. Preserve biopsy-route precautions and existing staging, neoadjuvant and operative gates. ICI exposure requires prospective transplant safety review.</w:t>
+      </w:r>
+    </w:p>
+    <w:p>
+      <w:pPr>
+        <w:rPr>
+          <w:color w:val="A8470A"/>
+        </w:rPr>
+        <w:pStyle w:val="Heading4"/>
+        <w:widowControl/>
+        <w:keepNext/>
+      </w:pPr>
+      <w:r>
+        <w:rPr>
+          <w:color w:val="A8470A"/>
+        </w:rPr>
+        <w:t xml:space="preserve">ASCO BTC living guideline 2026.1.0</w:t>
+      </w:r>
+    </w:p>
+    <w:p>
+      <w:pPr>
+        <w:pStyle w:val="Normal"/>
+        <w:widowControl/>
+        <w:spacing w:after="120"/>
+      </w:pPr>
+      <w:r>
+        <w:t xml:space="preserve">Add biomarker-led branches: IDH1 ivosidenib; FGFR2 fusion/rearrangement pemigatinib/futibatinib; BRAF V600E dabrafenib/trametinib; HER2 IHC3+ zanidatamab/T-DXd; qualifying RET/NTRK/NRG1 options. Confirm current label and line. Negative plasma does not exclude a fusion; pursue tissue/RNA when feasible. Pre-LT ICI requires separate safety review.</w:t>
+      </w:r>
+      <w:r>
+        <w:t xml:space="preserve"> </w:t>
+      </w:r>
+      <w:r>
+        <w:fldChar w:fldCharType="begin"/>
+      </w:r>
+      <w:r>
+        <w:instrText xml:space="preserve"> ADDIN EN.CITE </w:instrText>
+      </w:r>
+      <w:r>
+        <w:fldChar w:fldCharType="begin">
+          <w:fldData>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</w:fldData>
+        </w:fldChar>
+      </w:r>
+      <w:r>
+        <w:instrText xml:space="preserve"> ADDIN EN.CITE.DATA </w:instrText>
+      </w:r>
+      <w:r>
+        <w:fldChar w:fldCharType="end"/>
+      </w:r>
+      <w:r>
+        <w:fldChar w:fldCharType="separate"/>
+      </w:r>
+      <w:r>
+        <w:t xml:space="preserve">[V12-39]</w:t>
+      </w:r>
+      <w:r>
+        <w:fldChar w:fldCharType="end"/>
+      </w:r>
+      <w:r>
+        <w:br/>
+      </w:r>
+      <w:hyperlink r:id="rId177">
+        <w:r>
+          <w:rPr>
+            <w:color w:val="0563C1"/>
+            <w:u w:val="single"/>
+          </w:rPr>
+          <w:t>Source</w:t>
+        </w:r>
+      </w:hyperlink>
+      <w:r>
+        <w:t xml:space="preserve"> · </w:t>
+      </w:r>
+      <w:hyperlink r:id="rId178">
+        <w:r>
+          <w:rPr>
+            <w:color w:val="0563C1"/>
+            <w:u w:val="single"/>
+          </w:rPr>
+          <w:t>PDF</w:t>
+        </w:r>
+      </w:hyperlink>
+    </w:p>
+    <w:p>
+      <w:pPr>
+        <w:rPr>
+          <w:color w:val="A8470A"/>
+        </w:rPr>
+        <w:pStyle w:val="Heading4"/>
+        <w:widowControl/>
+        <w:keepNext/>
+      </w:pPr>
+      <w:r>
+        <w:rPr>
+          <w:color w:val="A8470A"/>
+        </w:rPr>
+        <w:t xml:space="preserve">NALIRICC: negative BTC randomized trial</w:t>
+      </w:r>
+    </w:p>
+    <w:p>
+      <w:pPr>
+        <w:pStyle w:val="Normal"/>
+        <w:widowControl/>
+        <w:spacing w:after="120"/>
+      </w:pPr>
+      <w:r>
+        <w:t xml:space="preserve">Show NALIRICC alongside NIFTY. Do not call nal-IRI/5-FU an unqualified preferred second-line BTC regimen. Consider only a qualified alternative after target review, especially if oxaliplatin is unsuitable, with explicit benefit/toxicity discussion.</w:t>
+      </w:r>
+      <w:r>
+        <w:t xml:space="preserve"> </w:t>
+      </w:r>
+      <w:r>
+        <w:fldChar w:fldCharType="begin"/>
+      </w:r>
+      <w:r>
+        <w:instrText xml:space="preserve"> ADDIN EN.CITE </w:instrText>
+      </w:r>
+      <w:r>
+        <w:fldChar w:fldCharType="begin">
+          <w:fldData>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</w:fldData>
+        </w:fldChar>
+      </w:r>
+      <w:r>
+        <w:instrText xml:space="preserve"> ADDIN EN.CITE.DATA </w:instrText>
+      </w:r>
+      <w:r>
+        <w:fldChar w:fldCharType="end"/>
+      </w:r>
+      <w:r>
+        <w:fldChar w:fldCharType="separate"/>
+      </w:r>
+      <w:r>
+        <w:t xml:space="preserve">[V12-40]</w:t>
+      </w:r>
+      <w:r>
+        <w:fldChar w:fldCharType="end"/>
+      </w:r>
+      <w:r>
+        <w:br/>
+      </w:r>
+      <w:hyperlink r:id="rId179">
+        <w:r>
+          <w:rPr>
+            <w:color w:val="0563C1"/>
+            <w:u w:val="single"/>
+          </w:rPr>
+          <w:t>Source</w:t>
+        </w:r>
+      </w:hyperlink>
+      <w:r>
+        <w:t xml:space="preserve"> · </w:t>
+      </w:r>
+      <w:hyperlink r:id="rId180">
+        <w:r>
+          <w:rPr>
+            <w:color w:val="0563C1"/>
+            <w:u w:val="single"/>
+          </w:rPr>
+          <w:t>PDF</w:t>
+        </w:r>
+      </w:hyperlink>
+    </w:p>
+    <w:p>
+      <w:pPr>
+        <w:pStyle w:val="Normal"/>
+        <w:widowControl/>
+        <w:spacing w:after="120"/>
+      </w:pPr>
+      <w:r>
+        <w:t xml:space="preserve">Treatment comparisons and detailed regimen evidence: </w:t>
+      </w:r>
+      <w:hyperlink r:id="rId176">
+        <w:r>
+          <w:rPr>
+            <w:color w:val="0563C1"/>
+            <w:u w:val="single"/>
+          </w:rPr>
+          <w:t>Cross-tumor systemic matrix</w:t>
+        </w:r>
+      </w:hyperlink>
+    </w:p>
+    <w:p>
+      <w:pPr>
+        <w:rPr>
+          <w:color w:val="A8470A"/>
+        </w:rPr>
         <w:pStyle w:val="Heading2"/>
         <w:keepNext/>
         <w:widowControl/>
@@ -12649,209 +12852,6 @@
         <w:rPr>
           <w:color w:val="A8470A"/>
         </w:rPr>
-        <w:t xml:space="preserve">V12 evidence-integrated treatment and reassessment</w:t>
-      </w:r>
-    </w:p>
-    <w:p>
-      <w:pPr>
-        <w:pStyle w:val="Normal"/>
-        <w:widowControl/>
-        <w:spacing w:after="120"/>
-      </w:pPr>
-      <w:r>
-        <w:t xml:space="preserve">These systemic studies inform advanced biliary cancer care, not the established pCCA transplant-neoadjuvant regimen. Preserve biopsy-route precautions and existing staging, neoadjuvant and operative gates. ICI exposure requires prospective transplant safety review.</w:t>
-      </w:r>
-    </w:p>
-    <w:p>
-      <w:pPr>
-        <w:rPr>
-          <w:color w:val="A8470A"/>
-        </w:rPr>
-        <w:pStyle w:val="Heading2"/>
-        <w:widowControl/>
-        <w:keepNext/>
-      </w:pPr>
-      <w:r>
-        <w:rPr>
-          <w:color w:val="A8470A"/>
-        </w:rPr>
-        <w:t xml:space="preserve">ASCO BTC living guideline 2026.1.0</w:t>
-      </w:r>
-    </w:p>
-    <w:p>
-      <w:pPr>
-        <w:pStyle w:val="Normal"/>
-        <w:widowControl/>
-        <w:spacing w:after="120"/>
-      </w:pPr>
-      <w:r>
-        <w:t xml:space="preserve">Add biomarker-led branches: IDH1 ivosidenib; FGFR2 fusion/rearrangement pemigatinib/futibatinib; BRAF V600E dabrafenib/trametinib; HER2 IHC3+ zanidatamab/T-DXd; qualifying RET/NTRK/NRG1 options. Confirm current label and line. Negative plasma does not exclude a fusion; pursue tissue/RNA when feasible. Pre-LT ICI requires separate safety review.</w:t>
-      </w:r>
-      <w:r>
-        <w:t xml:space="preserve"> </w:t>
-      </w:r>
-      <w:r>
-        <w:fldChar w:fldCharType="begin"/>
-      </w:r>
-      <w:r>
-        <w:instrText xml:space="preserve"> ADDIN EN.CITE </w:instrText>
-      </w:r>
-      <w:r>
-        <w:fldChar w:fldCharType="begin">
-          <w:fldData>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</w:fldData>
-        </w:fldChar>
-      </w:r>
-      <w:r>
-        <w:instrText xml:space="preserve"> ADDIN EN.CITE.DATA </w:instrText>
-      </w:r>
-      <w:r>
-        <w:fldChar w:fldCharType="end"/>
-      </w:r>
-      <w:r>
-        <w:fldChar w:fldCharType="separate"/>
-      </w:r>
-      <w:r>
-        <w:t xml:space="preserve">[V12-39]</w:t>
-      </w:r>
-      <w:r>
-        <w:fldChar w:fldCharType="end"/>
-      </w:r>
-      <w:r>
-        <w:br/>
-      </w:r>
-      <w:hyperlink r:id="rId177">
-        <w:r>
-          <w:rPr>
-            <w:color w:val="0563C1"/>
-            <w:u w:val="single"/>
-          </w:rPr>
-          <w:t>Source</w:t>
-        </w:r>
-      </w:hyperlink>
-      <w:r>
-        <w:t xml:space="preserve"> · </w:t>
-      </w:r>
-      <w:hyperlink r:id="rId178">
-        <w:r>
-          <w:rPr>
-            <w:color w:val="0563C1"/>
-            <w:u w:val="single"/>
-          </w:rPr>
-          <w:t>PDF</w:t>
-        </w:r>
-      </w:hyperlink>
-    </w:p>
-    <w:p>
-      <w:pPr>
-        <w:rPr>
-          <w:color w:val="A8470A"/>
-        </w:rPr>
-        <w:pStyle w:val="Heading2"/>
-        <w:widowControl/>
-        <w:keepNext/>
-      </w:pPr>
-      <w:r>
-        <w:rPr>
-          <w:color w:val="A8470A"/>
-        </w:rPr>
-        <w:t xml:space="preserve">NALIRICC: negative BTC randomized trial</w:t>
-      </w:r>
-    </w:p>
-    <w:p>
-      <w:pPr>
-        <w:pStyle w:val="Normal"/>
-        <w:widowControl/>
-        <w:spacing w:after="120"/>
-      </w:pPr>
-      <w:r>
-        <w:t xml:space="preserve">Show NALIRICC alongside NIFTY. Do not call nal-IRI/5-FU an unqualified preferred second-line BTC regimen. Consider only a qualified alternative after target review, especially if oxaliplatin is unsuitable, with explicit benefit/toxicity discussion.</w:t>
-      </w:r>
-      <w:r>
-        <w:t xml:space="preserve"> </w:t>
-      </w:r>
-      <w:r>
-        <w:fldChar w:fldCharType="begin"/>
-      </w:r>
-      <w:r>
-        <w:instrText xml:space="preserve"> ADDIN EN.CITE </w:instrText>
-      </w:r>
-      <w:r>
-        <w:fldChar w:fldCharType="begin">
-          <w:fldData>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</w:fldData>
-        </w:fldChar>
-      </w:r>
-      <w:r>
-        <w:instrText xml:space="preserve"> ADDIN EN.CITE.DATA </w:instrText>
-      </w:r>
-      <w:r>
-        <w:fldChar w:fldCharType="end"/>
-      </w:r>
-      <w:r>
-        <w:fldChar w:fldCharType="separate"/>
-      </w:r>
-      <w:r>
-        <w:t xml:space="preserve">[V12-40]</w:t>
-      </w:r>
-      <w:r>
-        <w:fldChar w:fldCharType="end"/>
-      </w:r>
-      <w:r>
-        <w:br/>
-      </w:r>
-      <w:hyperlink r:id="rId179">
-        <w:r>
-          <w:rPr>
-            <w:color w:val="0563C1"/>
-            <w:u w:val="single"/>
-          </w:rPr>
-          <w:t>Source</w:t>
-        </w:r>
-      </w:hyperlink>
-      <w:r>
-        <w:t xml:space="preserve"> · </w:t>
-      </w:r>
-      <w:hyperlink r:id="rId180">
-        <w:r>
-          <w:rPr>
-            <w:color w:val="0563C1"/>
-            <w:u w:val="single"/>
-          </w:rPr>
-          <w:t>PDF</w:t>
-        </w:r>
-      </w:hyperlink>
-    </w:p>
-    <w:p>
-      <w:pPr>
-        <w:pStyle w:val="Normal"/>
-        <w:widowControl/>
-        <w:spacing w:after="120"/>
-      </w:pPr>
-      <w:r>
-        <w:t xml:space="preserve">Treatment comparisons and detailed regimen evidence: </w:t>
-      </w:r>
-      <w:hyperlink r:id="rId176">
-        <w:r>
-          <w:rPr>
-            <w:color w:val="0563C1"/>
-            <w:u w:val="single"/>
-          </w:rPr>
-          <w:t>Cross-tumor systemic matrix</w:t>
-        </w:r>
-      </w:hyperlink>
-    </w:p>
-    <w:p>
-      <w:pPr>
-        <w:rPr>
-          <w:color w:val="A8470A"/>
-        </w:rPr>
-        <w:pStyle w:val="Heading1"/>
-        <w:widowControl/>
-        <w:keepNext/>
-      </w:pPr>
-      <w:r>
-        <w:rPr>
-          <w:color w:val="A8470A"/>
-        </w:rPr>
         <w:t xml:space="preserve">References</w:t>
       </w:r>
     </w:p>
@@ -14222,7 +14222,7 @@
         <w:rPr>
           <w:color w:val="A8470A"/>
         </w:rPr>
-        <w:t xml:space="preserve">V12 revision note</w:t>
+        <w:t xml:space="preserve">Revision history</w:t>
       </w:r>
     </w:p>
     <w:p>
@@ -14243,6 +14243,14 @@
       </w:pPr>
       <w:r>
         <w:t xml:space="preserve">Review scope: all pages of the 14 newly supplied main PDFs were read; separately linked supplements and every older retained reference were not reread. Existing formatting and prior material are retained. New clinical proposals remain OPEN. Live EndNote field structures and document-specific XML/RIS exports are included; native Word/EndNote CWYW execution has not been verified.</w:t>
+      </w:r>
+    </w:p>
+    <w:p>
+      <w:pPr>
+        <w:pStyle w:val="Normal"/>
+      </w:pPr>
+      <w:r>
+        <w:t>26 October 2026, 09:30 CDT. Presentation revision: removed release-specific emphasis and grouped evidence with the clinical question it informs. Website navigation is separate from patient findings; selecting a topic or opening a care plan does not establish eligibility. Clinical thresholds, negative results, uncertainty, source links, EndNote field data and OPEN decision status are retained.</w:t>
       </w:r>
     </w:p>
     <w:sectPr>
